--- a/assets/competency-domains-overview-2026-06-04.docx
+++ b/assets/competency-domains-overview-2026-06-04.docx
@@ -11,29 +11,7 @@
           <w:b/>
           <w:sz w:val="56"/>
         </w:rPr>
-        <w:t>Claude Competency Domains Overview</w:t>
-      </w:r>
-    </w:p>
-    <w:p>
-      <w:pPr>
-        <w:jc w:val="center"/>
-      </w:pPr>
-      <w:r>
-        <w:rPr>
-          <w:sz w:val="28"/>
-        </w:rPr>
-        <w:t>Anthropic Enablement Team</w:t>
-      </w:r>
-    </w:p>
-    <w:p>
-      <w:pPr>
-        <w:jc w:val="center"/>
-      </w:pPr>
-      <w:r>
-        <w:rPr>
-          <w:sz w:val="24"/>
-        </w:rPr>
-        <w:t>June 2026</w:t>
+        <w:t>Competency Domains Overview 2026 06 04</w:t>
       </w:r>
     </w:p>
     <w:p>
@@ -1354,7 +1332,7 @@
         <w:rPr>
           <w:sz w:val="22"/>
         </w:rPr>
-        <w:t>Days 6-10               Build Track — apply all domains in a team project</w:t>
+        <w:t>Days 6-10               AI-Native Build Track — apply all domains in a team project</w:t>
       </w:r>
     </w:p>
     <w:p>
